--- a/MetodosParcial.docx
+++ b/MetodosParcial.docx
@@ -1067,7 +1067,7 @@
           </mc:Choice>
           <mc:Fallback>
             <w:pict>
-              <v:shape w14:anchorId="58FC1911" id="Graphic 4" o:spid="_x0000_s1026" style="position:absolute;margin-left:42.5pt;margin-top:10.65pt;width:510.25pt;height:1.5pt;z-index:-251688960;visibility:visible;mso-wrap-style:square;mso-wrap-distance-left:0;mso-wrap-distance-top:0;mso-wrap-distance-right:0;mso-wrap-distance-bottom:0;mso-position-horizontal:absolute;mso-position-horizontal-relative:page;mso-position-vertical:absolute;mso-position-vertical-relative:text;v-text-anchor:top" coordsize="6480175,19050" o:gfxdata="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" path="m6480000,19050l,19050,,,6480000,r,19050xe" fillcolor="#2a5697" stroked="f">
+              <v:shape w14:anchorId="1EDA8576" id="Graphic 4" o:spid="_x0000_s1026" style="position:absolute;margin-left:42.5pt;margin-top:10.65pt;width:510.25pt;height:1.5pt;z-index:-251688960;visibility:visible;mso-wrap-style:square;mso-wrap-distance-left:0;mso-wrap-distance-top:0;mso-wrap-distance-right:0;mso-wrap-distance-bottom:0;mso-position-horizontal:absolute;mso-position-horizontal-relative:page;mso-position-vertical:absolute;mso-position-vertical-relative:text;v-text-anchor:top" coordsize="6480175,19050" o:gfxdata="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" path="m6480000,19050l,19050,,,6480000,r,19050xe" fillcolor="#2a5697" stroked="f">
                 <v:path arrowok="t"/>
                 <w10:wrap type="topAndBottom" anchorx="page"/>
               </v:shape>
@@ -5471,7 +5471,25 @@
           <w:i/>
           <w:sz w:val="21"/>
         </w:rPr>
-        <w:t>|Z|(1000 Hz)</w:t>
+        <w:t>|Z</w:t>
+      </w:r>
+      <w:proofErr w:type="gramStart"/>
+      <w:r>
+        <w:rPr>
+          <w:rFonts w:ascii="Times New Roman" w:hAnsi="Times New Roman" w:cs="Times New Roman"/>
+          <w:i/>
+          <w:sz w:val="21"/>
+        </w:rPr>
+        <w:t>|(</w:t>
+      </w:r>
+      <w:proofErr w:type="gramEnd"/>
+      <w:r>
+        <w:rPr>
+          <w:rFonts w:ascii="Times New Roman" w:hAnsi="Times New Roman" w:cs="Times New Roman"/>
+          <w:i/>
+          <w:sz w:val="21"/>
+        </w:rPr>
+        <w:t>1000 Hz)</w:t>
       </w:r>
       <w:r>
         <w:rPr>
@@ -7424,6 +7442,7 @@
       <w:pPr>
         <w:pStyle w:val="Textoindependiente"/>
         <w:spacing w:before="3"/>
+        <w:jc w:val="center"/>
         <w:rPr>
           <w:rFonts w:ascii="Times New Roman" w:hAnsi="Times New Roman" w:cs="Times New Roman"/>
           <w:sz w:val="16"/>
@@ -7431,52 +7450,55 @@
       </w:pPr>
       <w:r>
         <w:rPr>
-          <w:rFonts w:ascii="Times New Roman" w:hAnsi="Times New Roman" w:cs="Times New Roman"/>
           <w:noProof/>
-          <w:sz w:val="16"/>
         </w:rPr>
         <w:drawing>
-          <wp:anchor distT="0" distB="0" distL="0" distR="0" simplePos="0" relativeHeight="251650048" behindDoc="1" locked="0" layoutInCell="1" allowOverlap="1" wp14:anchorId="578DCAFA" wp14:editId="75B0C2B1">
-            <wp:simplePos x="0" y="0"/>
-            <wp:positionH relativeFrom="page">
-              <wp:posOffset>1016475</wp:posOffset>
-            </wp:positionH>
-            <wp:positionV relativeFrom="paragraph">
-              <wp:posOffset>132629</wp:posOffset>
-            </wp:positionV>
-            <wp:extent cx="5526496" cy="3167062"/>
+          <wp:inline distT="0" distB="0" distL="0" distR="0" wp14:anchorId="799225D8" wp14:editId="7FF0D65A">
+            <wp:extent cx="5629118" cy="3133725"/>
             <wp:effectExtent l="0" t="0" r="0" b="0"/>
-            <wp:wrapTopAndBottom/>
-            <wp:docPr id="15" name="Image 15"/>
+            <wp:docPr id="7" name="Imagen 7"/>
             <wp:cNvGraphicFramePr>
-              <a:graphicFrameLocks xmlns:a="http://schemas.openxmlformats.org/drawingml/2006/main"/>
+              <a:graphicFrameLocks xmlns:a="http://schemas.openxmlformats.org/drawingml/2006/main" noChangeAspect="1"/>
             </wp:cNvGraphicFramePr>
             <a:graphic xmlns:a="http://schemas.openxmlformats.org/drawingml/2006/main">
               <a:graphicData uri="http://schemas.openxmlformats.org/drawingml/2006/picture">
                 <pic:pic xmlns:pic="http://schemas.openxmlformats.org/drawingml/2006/picture">
                   <pic:nvPicPr>
-                    <pic:cNvPr id="15" name="Image 15"/>
-                    <pic:cNvPicPr/>
+                    <pic:cNvPr id="0" name="Picture 1"/>
+                    <pic:cNvPicPr>
+                      <a:picLocks noChangeAspect="1" noChangeArrowheads="1"/>
+                    </pic:cNvPicPr>
                   </pic:nvPicPr>
                   <pic:blipFill>
-                    <a:blip r:embed="rId11" cstate="print"/>
+                    <a:blip r:embed="rId11">
+                      <a:extLst>
+                        <a:ext uri="{28A0092B-C50C-407E-A947-70E740481C1C}">
+                          <a14:useLocalDpi xmlns:a14="http://schemas.microsoft.com/office/drawing/2010/main" val="0"/>
+                        </a:ext>
+                      </a:extLst>
+                    </a:blip>
+                    <a:srcRect/>
                     <a:stretch>
                       <a:fillRect/>
                     </a:stretch>
                   </pic:blipFill>
-                  <pic:spPr>
+                  <pic:spPr bwMode="auto">
                     <a:xfrm>
                       <a:off x="0" y="0"/>
-                      <a:ext cx="5526496" cy="3167062"/>
+                      <a:ext cx="5630269" cy="3134366"/>
                     </a:xfrm>
                     <a:prstGeom prst="rect">
                       <a:avLst/>
                     </a:prstGeom>
+                    <a:noFill/>
+                    <a:ln>
+                      <a:noFill/>
+                    </a:ln>
                   </pic:spPr>
                 </pic:pic>
               </a:graphicData>
             </a:graphic>
-          </wp:anchor>
+          </wp:inline>
         </w:drawing>
       </w:r>
     </w:p>
@@ -9343,14 +9365,13 @@
       </w:pPr>
       <w:r>
         <w:rPr>
-          <w:rFonts w:ascii="Times New Roman" w:hAnsi="Times New Roman" w:cs="Times New Roman"/>
           <w:noProof/>
         </w:rPr>
         <w:drawing>
-          <wp:inline distT="0" distB="0" distL="0" distR="0" wp14:anchorId="7BF0472F" wp14:editId="752459BA">
-            <wp:extent cx="4895850" cy="2649003"/>
+          <wp:inline distT="0" distB="0" distL="0" distR="0" wp14:anchorId="428E9DA9" wp14:editId="3412711B">
+            <wp:extent cx="4823418" cy="2990850"/>
             <wp:effectExtent l="0" t="0" r="0" b="0"/>
-            <wp:docPr id="39" name="Imagen 39"/>
+            <wp:docPr id="9" name="Imagen 9"/>
             <wp:cNvGraphicFramePr>
               <a:graphicFrameLocks xmlns:a="http://schemas.openxmlformats.org/drawingml/2006/main" noChangeAspect="1"/>
             </wp:cNvGraphicFramePr>
@@ -9358,23 +9379,36 @@
               <a:graphicData uri="http://schemas.openxmlformats.org/drawingml/2006/picture">
                 <pic:pic xmlns:pic="http://schemas.openxmlformats.org/drawingml/2006/picture">
                   <pic:nvPicPr>
-                    <pic:cNvPr id="1" name=""/>
-                    <pic:cNvPicPr/>
+                    <pic:cNvPr id="0" name="Picture 3"/>
+                    <pic:cNvPicPr>
+                      <a:picLocks noChangeAspect="1" noChangeArrowheads="1"/>
+                    </pic:cNvPicPr>
                   </pic:nvPicPr>
                   <pic:blipFill>
-                    <a:blip r:embed="rId12"/>
+                    <a:blip r:embed="rId12">
+                      <a:extLst>
+                        <a:ext uri="{28A0092B-C50C-407E-A947-70E740481C1C}">
+                          <a14:useLocalDpi xmlns:a14="http://schemas.microsoft.com/office/drawing/2010/main" val="0"/>
+                        </a:ext>
+                      </a:extLst>
+                    </a:blip>
+                    <a:srcRect/>
                     <a:stretch>
                       <a:fillRect/>
                     </a:stretch>
                   </pic:blipFill>
-                  <pic:spPr>
+                  <pic:spPr bwMode="auto">
                     <a:xfrm>
                       <a:off x="0" y="0"/>
-                      <a:ext cx="4914056" cy="2658854"/>
+                      <a:ext cx="4825415" cy="2992088"/>
                     </a:xfrm>
                     <a:prstGeom prst="rect">
                       <a:avLst/>
                     </a:prstGeom>
+                    <a:noFill/>
+                    <a:ln>
+                      <a:noFill/>
+                    </a:ln>
                   </pic:spPr>
                 </pic:pic>
               </a:graphicData>
@@ -11642,7 +11676,16 @@
           <w:b/>
           <w:i/>
         </w:rPr>
-        <w:t>= 0.01732 Ω/Hz</w:t>
+        <w:t xml:space="preserve">= 0.01732 </w:t>
+      </w:r>
+      <w:r>
+        <w:rPr>
+          <w:rFonts w:ascii="Times New Roman" w:hAnsi="Times New Roman" w:cs="Times New Roman"/>
+          <w:b/>
+          <w:i/>
+        </w:rPr>
+        <w:lastRenderedPageBreak/>
+        <w:t>Ω/Hz</w:t>
       </w:r>
       <w:r>
         <w:rPr>
@@ -11668,7 +11711,6 @@
           <w:b/>
           <w:sz w:val="21"/>
         </w:rPr>
-        <w:lastRenderedPageBreak/>
         <w:t>Sensibilidad Local (</w:t>
       </w:r>
       <w:proofErr w:type="spellStart"/>
